--- a/assets/pieces/Динозавры Москвы и Московской области Пётр Вяткин 2020.docx
+++ b/assets/pieces/Динозавры Москвы и Московской области Пётр Вяткин 2020.docx
@@ -1159,7 +1159,7 @@
         <w:spacing w:after="0" w:line="240" w:lineRule="auto"/>
       </w:pPr>
       <w:r>
-        <w:t>АНЖЕЛА. Так, что хватит за мной бегать, я занята.</w:t>
+        <w:t>АНЖЕЛА. Так что хватит за мной бегать, я занята.</w:t>
       </w:r>
     </w:p>
     <w:p>
@@ -1189,7 +1189,10 @@
         <w:spacing w:after="0" w:line="240" w:lineRule="auto"/>
       </w:pPr>
       <w:r>
-        <w:t>ЧЕРЕПАХА. Не ешь меня, я тебе пригожусь.</w:t>
+        <w:t>ЛИНА</w:t>
+      </w:r>
+      <w:r>
+        <w:t>. Не ешь меня, я тебе пригожусь.</w:t>
       </w:r>
     </w:p>
     <w:p>
@@ -1554,7 +1557,13 @@
         <w:spacing w:after="0" w:line="240" w:lineRule="auto"/>
       </w:pPr>
       <w:r>
-        <w:t>АНДРЮША. Вот, смотри что я могу.</w:t>
+        <w:t>АНДРЮША. Вот, смотри</w:t>
+      </w:r>
+      <w:r>
+        <w:t>,</w:t>
+      </w:r>
+      <w:r>
+        <w:t xml:space="preserve"> что могу.</w:t>
       </w:r>
     </w:p>
     <w:p>
@@ -1596,7 +1605,13 @@
         <w:spacing w:after="0" w:line="240" w:lineRule="auto"/>
       </w:pPr>
       <w:r>
-        <w:t>АНЖЕЛА. Нет, не хочу, Андрюша! Я в отличие от тебя, имбецила, ем мясо!</w:t>
+        <w:t>АНЖЕЛА. Нет, не хочу, Андрюша! Я</w:t>
+      </w:r>
+      <w:r>
+        <w:t>,</w:t>
+      </w:r>
+      <w:r>
+        <w:t xml:space="preserve"> в отличие от тебя, имбецила, ем мясо!</w:t>
       </w:r>
     </w:p>
     <w:p>
@@ -1849,7 +1864,10 @@
         <w:spacing w:after="0" w:line="240" w:lineRule="auto"/>
       </w:pPr>
       <w:r>
-        <w:t>Андрюша. Ой.</w:t>
+        <w:t>АНДРЮША</w:t>
+      </w:r>
+      <w:r>
+        <w:t>. Ой.</w:t>
       </w:r>
     </w:p>
     <w:p>
@@ -2122,13 +2140,19 @@
         <w:t xml:space="preserve">бедная Россия... Сначала </w:t>
       </w:r>
       <w:r>
-        <w:t>Пермско-триасовое</w:t>
+        <w:t>п</w:t>
+      </w:r>
+      <w:r>
+        <w:t>ермско-триасовое</w:t>
       </w:r>
       <w:r>
         <w:t xml:space="preserve"> вымирание. Потом </w:t>
       </w:r>
       <w:r>
-        <w:t>Триасово-юрское</w:t>
+        <w:t>т</w:t>
+      </w:r>
+      <w:r>
+        <w:t>риасово-юрское</w:t>
       </w:r>
       <w:r>
         <w:t xml:space="preserve"> вымирание. А теперь ещё и Пангея развалилась. Кхе-кхе...</w:t>
@@ -2167,7 +2191,13 @@
         <w:spacing w:after="0" w:line="240" w:lineRule="auto"/>
       </w:pPr>
       <w:r>
-        <w:t>АНДРЮША. Но куда вы летите Арнольд Колманович?</w:t>
+        <w:t>АНДРЮША. Но куда вы летите</w:t>
+      </w:r>
+      <w:r>
+        <w:t>,</w:t>
+      </w:r>
+      <w:r>
+        <w:t xml:space="preserve"> Арнольд Колманович?</w:t>
       </w:r>
     </w:p>
     <w:p>
@@ -3657,7 +3687,13 @@
         <w:spacing w:after="0" w:line="240" w:lineRule="auto"/>
       </w:pPr>
       <w:r>
-        <w:t>Денчик скрылся под водой. Тишина. К Андрюше побежали два гетеродонтозавра с озабоченными глазами. Миша и Катя.</w:t>
+        <w:t>Денчик скрылся под водой. Тишина. К Андрюше по</w:t>
+      </w:r>
+      <w:r>
+        <w:t>д</w:t>
+      </w:r>
+      <w:r>
+        <w:t>бежали два гетеродонтозавра с озабоченными глазами. Миша и Катя.</w:t>
       </w:r>
     </w:p>
     <w:p>
